--- a/src/main/resources/templates/plantilla_v2.docx
+++ b/src/main/resources/templates/plantilla_v2.docx
@@ -1115,7 +1115,7 @@
               <w:rPr>
                 <w:color w:val="000000"/>
               </w:rPr>
-              <w:t>7</w:t>
+              <w:t>15</w:t>
             </w:r>
             <w:r>
               <w:rPr>
